--- a/tillsyn/A 52259-2021 tillsynsbegäran.docx
+++ b/tillsyn/A 52259-2021 tillsynsbegäran.docx
@@ -306,7 +306,7 @@
     <w:r>
       <w:tab/>
       <w:tab/>
-      <w:t>2026-06-18</w:t>
+      <w:t>2026-06-19</w:t>
       <w:br/>
       <w:br/>
     </w:r>

--- a/tillsyn/A 52259-2021 tillsynsbegäran.docx
+++ b/tillsyn/A 52259-2021 tillsynsbegäran.docx
@@ -306,7 +306,7 @@
     <w:r>
       <w:tab/>
       <w:tab/>
-      <w:t>2026-06-19</w:t>
+      <w:t>2026-06-20</w:t>
       <w:br/>
       <w:br/>
     </w:r>

--- a/tillsyn/A 52259-2021 tillsynsbegäran.docx
+++ b/tillsyn/A 52259-2021 tillsynsbegäran.docx
@@ -12,10 +12,7 @@
     </w:p>
     <w:p>
       <w:r>
-        <w:t>Detta dokument behandlar höga naturvärden i avverkningsanmälan A 52259-2021 i Askersunds kommun som inkom 2021-09-24 och omfattar 1,8 ha.</w:t>
-      </w:r>
-      <w:r>
-        <w:t xml:space="preserve"> I Figur 1 visas fyndplatser för naturvårdsarter i området, som finns registrerade på Artportalen.</w:t>
+        <w:t>Denna tillsynsbegäran behandlar höga naturvärden i avverkningsanmälan A 52259-2021 i Askersunds kommun som inkom 2021-09-24 och omfattar 1,8 ha.</w:t>
       </w:r>
     </w:p>
     <w:p>
@@ -25,7 +22,7 @@
       <w:r>
         <w:drawing>
           <wp:inline xmlns:a="http://schemas.openxmlformats.org/drawingml/2006/main" xmlns:pic="http://schemas.openxmlformats.org/drawingml/2006/picture">
-            <wp:extent cx="4683315" cy="5688000"/>
+            <wp:extent cx="4712957" cy="5724000"/>
             <wp:docPr id="1" name="Picture 1"/>
             <wp:cNvGraphicFramePr>
               <a:graphicFrameLocks noChangeAspect="1"/>
@@ -46,7 +43,7 @@
                   <pic:spPr>
                     <a:xfrm>
                       <a:off x="0" y="0"/>
-                      <a:ext cx="4683315" cy="5688000"/>
+                      <a:ext cx="4712957" cy="5724000"/>
                     </a:xfrm>
                     <a:prstGeom prst="rect"/>
                   </pic:spPr>
@@ -63,7 +60,20 @@
         <w:spacing w:after="240"/>
       </w:pPr>
       <w:r>
-        <w:t>Figur 1. Fyndplatser för naturvårdsarter inom 6 meter från avverkningsanmälan (röd linje). Inom parentes anges rödlistekategorier, S för signalarter, Tför typiska arter och fridlysningsparagrafer i artskyddsförordningen.Markörer utan svart kant är placerade på fyndplatsen. Markörer med svart kant är placerade vid sidan av fyndplatsen och har ett svart streck som visar fyndplatsens exakta position. Kartans mittpunktskoordinat är N 6532067, E 511138 i SWEREF 99 TM.</w:t>
+        <w:t>Figur 1. Fyndplatser för naturvårdsarter inom 6 meter från avverkningsanmälan. Markörer utan svart kant är placerade på fyndplatsen. Markörer med svart kant är placerade vid sidan av fyndplatsen har ett svart streck som visar fyndplatsens exakta position. Kartans mittpunktskoordinat är N 6532067, E 511138 i SWEREF 99 TM.</w:t>
+      </w:r>
+    </w:p>
+    <w:p>
+      <w:r>
+        <w:t>Inom 6 meter från avverkningsanmälan finns fynd av 2 naturvårdsarter, varav 1 är rödlistad, 1 är fridlyst och 2 är typiska (T): tallticka (NT, T) och blåsippa (T, §9). Se Figur 1.</w:t>
+      </w:r>
+    </w:p>
+    <w:p>
+      <w:pPr>
+        <w:pStyle w:val="Heading1"/>
+      </w:pPr>
+      <w:r>
+        <w:t>Tillsynsbegäran</w:t>
       </w:r>
     </w:p>
     <w:p>
@@ -77,39 +87,45 @@
       </w:r>
     </w:p>
     <w:p>
-      <w:r>
-        <w:t>Nedan beskrivs fynd av naturvårdsarter och fridlysta arter som gjorts i det avverkningsanmälda området.</w:t>
-      </w:r>
-    </w:p>
-    <w:p>
       <w:pPr>
         <w:pStyle w:val="Heading1"/>
       </w:pPr>
       <w:r>
-        <w:t>Naturvårdsarter</w:t>
+        <w:t>Naturvårdsarter och fridlysta arter</w:t>
       </w:r>
     </w:p>
     <w:p>
       <w:r>
-        <w:t>Inom 6 meter från avverkningsanmälan har följande 2 naturvårdsarter hittats: tallticka (NT, T) och blåsippa (T, §9). Av dessa är 1 rödlistade. För rödlistade arter har rödlistekategorin angivits inom parentes. Typiska arter inom Natura 2000 som är kopplade till skogsekosystem har markerats med (T). För fridlysta arter anges även paragrafen i Artskyddsförordningen som arten är fridlyst enligt.</w:t>
+        <w:t>Nedan följer beskrivningar av de naturvårdsarter och fridlysta arter som har sina livsmiljöer och växtplatser i den avverkningsanmälda skogen. De påträffade naturvårdsarterna är ett tydligt kvitto på att det rör sig om en skog med höga naturvärden.</w:t>
       </w:r>
     </w:p>
     <w:p>
       <w:r>
-        <w:t>De påträffade naturvårdsarterna är ett tydligt kvitto på att det rör sig om en skog med höga naturvärden.</w:t>
+        <w:rPr>
+          <w:b/>
+        </w:rPr>
+        <w:t xml:space="preserve">Tallticka (NT) </w:t>
       </w:r>
-    </w:p>
-    <w:p>
-      <w:pPr>
-        <w:pStyle w:val="Heading2"/>
-      </w:pPr>
       <w:r>
-        <w:t>Fridlysta arter</w:t>
+        <w:t xml:space="preserve">uppträder först på tallar som är 100–150 år gamla men är vanligast på träd som är runt 150–200 år eller äldre. I skogslandskapet är den främst knuten till tallnaturskogar och restbiotoper med biologiskt gamla träd och signalerar vanligtvis skyddsvärda tallbestånd med höga naturvärden. Tallticka är typisk art för </w:t>
       </w:r>
-    </w:p>
-    <w:p>
       <w:r>
-        <w:t>Följande fridlysta arter har sina livsmiljöer och växtplatser i den avverkningsanmälda skogen: blåsippa (T, §9).</w:t>
+        <w:rPr>
+          <w:i/>
+        </w:rPr>
+        <w:t xml:space="preserve">9010 Taiga </w:t>
+      </w:r>
+      <w:r>
+        <w:t xml:space="preserve">och </w:t>
+      </w:r>
+      <w:r>
+        <w:rPr>
+          <w:i/>
+        </w:rPr>
+        <w:t>9060 Åsbarrskog</w:t>
+      </w:r>
+      <w:r>
+        <w:t xml:space="preserve"> (SLU Artdatabanken, 2023; Nitare &amp; Skogsstyrelsen, 2019).</w:t>
       </w:r>
     </w:p>
     <w:p>
@@ -139,43 +155,6 @@
       </w:r>
       <w:r>
         <w:t xml:space="preserve"> (SLU Artdatabanken, 2025).</w:t>
-      </w:r>
-    </w:p>
-    <w:p>
-      <w:pPr>
-        <w:pStyle w:val="Heading2"/>
-      </w:pPr>
-      <w:r>
-        <w:t>Övriga naturvårdsarter</w:t>
-      </w:r>
-    </w:p>
-    <w:p>
-      <w:r>
-        <w:rPr>
-          <w:b/>
-        </w:rPr>
-        <w:t xml:space="preserve">Tallticka (NT) </w:t>
-      </w:r>
-      <w:r>
-        <w:t xml:space="preserve">uppträder först på tallar som är 100–150 år gamla men är vanligast på träd som är runt 150–200 år eller äldre. I skogslandskapet är den främst knuten till tallnaturskogar och restbiotoper med biologiskt gamla träd och signalerar vanligtvis skyddsvärda tallbestånd med höga naturvärden. Tallticka är typisk art för </w:t>
-      </w:r>
-      <w:r>
-        <w:rPr>
-          <w:i/>
-        </w:rPr>
-        <w:t xml:space="preserve">9010 Taiga </w:t>
-      </w:r>
-      <w:r>
-        <w:t xml:space="preserve">och </w:t>
-      </w:r>
-      <w:r>
-        <w:rPr>
-          <w:i/>
-        </w:rPr>
-        <w:t>9060 Åsbarrskog</w:t>
-      </w:r>
-      <w:r>
-        <w:t xml:space="preserve"> (SLU Artdatabanken, 2023; Nitare &amp; Skogsstyrelsen, 2019).</w:t>
       </w:r>
     </w:p>
     <w:sectPr>
@@ -306,7 +285,7 @@
     <w:r>
       <w:tab/>
       <w:tab/>
-      <w:t>2026-06-20</w:t>
+      <w:t>2026-06-21</w:t>
       <w:br/>
       <w:br/>
     </w:r>

--- a/tillsyn/A 52259-2021 tillsynsbegäran.docx
+++ b/tillsyn/A 52259-2021 tillsynsbegäran.docx
@@ -285,7 +285,7 @@
     <w:r>
       <w:tab/>
       <w:tab/>
-      <w:t>2026-06-21</w:t>
+      <w:t>2026-06-22</w:t>
       <w:br/>
       <w:br/>
     </w:r>

--- a/tillsyn/A 52259-2021 tillsynsbegäran.docx
+++ b/tillsyn/A 52259-2021 tillsynsbegäran.docx
@@ -285,7 +285,7 @@
     <w:r>
       <w:tab/>
       <w:tab/>
-      <w:t>2026-06-22</w:t>
+      <w:t>2026-06-23</w:t>
       <w:br/>
       <w:br/>
     </w:r>

--- a/tillsyn/A 52259-2021 tillsynsbegäran.docx
+++ b/tillsyn/A 52259-2021 tillsynsbegäran.docx
@@ -285,7 +285,7 @@
     <w:r>
       <w:tab/>
       <w:tab/>
-      <w:t>2026-06-23</w:t>
+      <w:t>2026-06-24</w:t>
       <w:br/>
       <w:br/>
     </w:r>

--- a/tillsyn/A 52259-2021 tillsynsbegäran.docx
+++ b/tillsyn/A 52259-2021 tillsynsbegäran.docx
@@ -285,7 +285,7 @@
     <w:r>
       <w:tab/>
       <w:tab/>
-      <w:t>2026-06-24</w:t>
+      <w:t>2026-06-25</w:t>
       <w:br/>
       <w:br/>
     </w:r>

--- a/tillsyn/A 52259-2021 tillsynsbegäran.docx
+++ b/tillsyn/A 52259-2021 tillsynsbegäran.docx
@@ -285,7 +285,7 @@
     <w:r>
       <w:tab/>
       <w:tab/>
-      <w:t>2026-06-25</w:t>
+      <w:t>2026-06-26</w:t>
       <w:br/>
       <w:br/>
     </w:r>

--- a/tillsyn/A 52259-2021 tillsynsbegäran.docx
+++ b/tillsyn/A 52259-2021 tillsynsbegäran.docx
@@ -285,7 +285,7 @@
     <w:r>
       <w:tab/>
       <w:tab/>
-      <w:t>2026-06-26</w:t>
+      <w:t>2026-06-27</w:t>
       <w:br/>
       <w:br/>
     </w:r>

--- a/tillsyn/A 52259-2021 tillsynsbegäran.docx
+++ b/tillsyn/A 52259-2021 tillsynsbegäran.docx
@@ -285,7 +285,7 @@
     <w:r>
       <w:tab/>
       <w:tab/>
-      <w:t>2026-06-27</w:t>
+      <w:t>2026-06-28</w:t>
       <w:br/>
       <w:br/>
     </w:r>

--- a/tillsyn/A 52259-2021 tillsynsbegäran.docx
+++ b/tillsyn/A 52259-2021 tillsynsbegäran.docx
@@ -285,7 +285,7 @@
     <w:r>
       <w:tab/>
       <w:tab/>
-      <w:t>2026-06-28</w:t>
+      <w:t>2026-06-29</w:t>
       <w:br/>
       <w:br/>
     </w:r>

--- a/tillsyn/A 52259-2021 tillsynsbegäran.docx
+++ b/tillsyn/A 52259-2021 tillsynsbegäran.docx
@@ -285,7 +285,7 @@
     <w:r>
       <w:tab/>
       <w:tab/>
-      <w:t>2026-06-29</w:t>
+      <w:t>2026-06-30</w:t>
       <w:br/>
       <w:br/>
     </w:r>

--- a/tillsyn/A 52259-2021 tillsynsbegäran.docx
+++ b/tillsyn/A 52259-2021 tillsynsbegäran.docx
@@ -285,7 +285,7 @@
     <w:r>
       <w:tab/>
       <w:tab/>
-      <w:t>2026-06-30</w:t>
+      <w:t>2026-07-01</w:t>
       <w:br/>
       <w:br/>
     </w:r>

--- a/tillsyn/A 52259-2021 tillsynsbegäran.docx
+++ b/tillsyn/A 52259-2021 tillsynsbegäran.docx
@@ -285,7 +285,7 @@
     <w:r>
       <w:tab/>
       <w:tab/>
-      <w:t>2026-07-01</w:t>
+      <w:t>2026-07-02</w:t>
       <w:br/>
       <w:br/>
     </w:r>

--- a/tillsyn/A 52259-2021 tillsynsbegäran.docx
+++ b/tillsyn/A 52259-2021 tillsynsbegäran.docx
@@ -285,7 +285,7 @@
     <w:r>
       <w:tab/>
       <w:tab/>
-      <w:t>2026-07-13</w:t>
+      <w:t>2026-07-14</w:t>
       <w:br/>
       <w:br/>
     </w:r>

--- a/tillsyn/A 52259-2021 tillsynsbegäran.docx
+++ b/tillsyn/A 52259-2021 tillsynsbegäran.docx
@@ -285,7 +285,7 @@
     <w:r>
       <w:tab/>
       <w:tab/>
-      <w:t>2026-07-14</w:t>
+      <w:t>2026-07-15</w:t>
       <w:br/>
       <w:br/>
     </w:r>

--- a/tillsyn/A 52259-2021 tillsynsbegäran.docx
+++ b/tillsyn/A 52259-2021 tillsynsbegäran.docx
@@ -285,7 +285,7 @@
     <w:r>
       <w:tab/>
       <w:tab/>
-      <w:t>2026-07-15</w:t>
+      <w:t>2026-07-16</w:t>
       <w:br/>
       <w:br/>
     </w:r>

--- a/tillsyn/A 52259-2021 tillsynsbegäran.docx
+++ b/tillsyn/A 52259-2021 tillsynsbegäran.docx
@@ -285,7 +285,7 @@
     <w:r>
       <w:tab/>
       <w:tab/>
-      <w:t>2026-07-16</w:t>
+      <w:t>2026-07-17</w:t>
       <w:br/>
       <w:br/>
     </w:r>

--- a/tillsyn/A 52259-2021 tillsynsbegäran.docx
+++ b/tillsyn/A 52259-2021 tillsynsbegäran.docx
@@ -285,7 +285,7 @@
     <w:r>
       <w:tab/>
       <w:tab/>
-      <w:t>2026-07-17</w:t>
+      <w:t>2026-07-18</w:t>
       <w:br/>
       <w:br/>
     </w:r>

--- a/tillsyn/A 52259-2021 tillsynsbegäran.docx
+++ b/tillsyn/A 52259-2021 tillsynsbegäran.docx
@@ -285,7 +285,7 @@
     <w:r>
       <w:tab/>
       <w:tab/>
-      <w:t>2026-07-18</w:t>
+      <w:t>2026-07-19</w:t>
       <w:br/>
       <w:br/>
     </w:r>

--- a/tillsyn/A 52259-2021 tillsynsbegäran.docx
+++ b/tillsyn/A 52259-2021 tillsynsbegäran.docx
@@ -285,7 +285,7 @@
     <w:r>
       <w:tab/>
       <w:tab/>
-      <w:t>2026-07-19</w:t>
+      <w:t>2026-07-20</w:t>
       <w:br/>
       <w:br/>
     </w:r>

--- a/tillsyn/A 52259-2021 tillsynsbegäran.docx
+++ b/tillsyn/A 52259-2021 tillsynsbegäran.docx
@@ -285,7 +285,7 @@
     <w:r>
       <w:tab/>
       <w:tab/>
-      <w:t>2026-07-20</w:t>
+      <w:t>2026-07-21</w:t>
       <w:br/>
       <w:br/>
     </w:r>

--- a/tillsyn/A 52259-2021 tillsynsbegäran.docx
+++ b/tillsyn/A 52259-2021 tillsynsbegäran.docx
@@ -285,7 +285,7 @@
     <w:r>
       <w:tab/>
       <w:tab/>
-      <w:t>2026-07-21</w:t>
+      <w:t>2026-07-22</w:t>
       <w:br/>
       <w:br/>
     </w:r>

--- a/tillsyn/A 52259-2021 tillsynsbegäran.docx
+++ b/tillsyn/A 52259-2021 tillsynsbegäran.docx
@@ -285,7 +285,7 @@
     <w:r>
       <w:tab/>
       <w:tab/>
-      <w:t>2026-07-22</w:t>
+      <w:t>2026-07-23</w:t>
       <w:br/>
       <w:br/>
     </w:r>

--- a/tillsyn/A 52259-2021 tillsynsbegäran.docx
+++ b/tillsyn/A 52259-2021 tillsynsbegäran.docx
@@ -285,7 +285,7 @@
     <w:r>
       <w:tab/>
       <w:tab/>
-      <w:t>2026-07-23</w:t>
+      <w:t>2026-07-24</w:t>
       <w:br/>
       <w:br/>
     </w:r>

--- a/tillsyn/A 52259-2021 tillsynsbegäran.docx
+++ b/tillsyn/A 52259-2021 tillsynsbegäran.docx
@@ -285,7 +285,7 @@
     <w:r>
       <w:tab/>
       <w:tab/>
-      <w:t>2026-07-24</w:t>
+      <w:t>2026-07-25</w:t>
       <w:br/>
       <w:br/>
     </w:r>

--- a/tillsyn/A 52259-2021 tillsynsbegäran.docx
+++ b/tillsyn/A 52259-2021 tillsynsbegäran.docx
@@ -285,7 +285,7 @@
     <w:r>
       <w:tab/>
       <w:tab/>
-      <w:t>2026-07-25</w:t>
+      <w:t>2026-07-26</w:t>
       <w:br/>
       <w:br/>
     </w:r>

--- a/tillsyn/A 52259-2021 tillsynsbegäran.docx
+++ b/tillsyn/A 52259-2021 tillsynsbegäran.docx
@@ -285,7 +285,7 @@
     <w:r>
       <w:tab/>
       <w:tab/>
-      <w:t>2026-07-26</w:t>
+      <w:t>2026-07-27</w:t>
       <w:br/>
       <w:br/>
     </w:r>

--- a/tillsyn/A 52259-2021 tillsynsbegäran.docx
+++ b/tillsyn/A 52259-2021 tillsynsbegäran.docx
@@ -285,7 +285,7 @@
     <w:r>
       <w:tab/>
       <w:tab/>
-      <w:t>2026-07-27</w:t>
+      <w:t>2026-07-28</w:t>
       <w:br/>
       <w:br/>
     </w:r>

--- a/tillsyn/A 52259-2021 tillsynsbegäran.docx
+++ b/tillsyn/A 52259-2021 tillsynsbegäran.docx
@@ -285,7 +285,7 @@
     <w:r>
       <w:tab/>
       <w:tab/>
-      <w:t>2026-07-28</w:t>
+      <w:t>2026-07-29</w:t>
       <w:br/>
       <w:br/>
     </w:r>

--- a/tillsyn/A 52259-2021 tillsynsbegäran.docx
+++ b/tillsyn/A 52259-2021 tillsynsbegäran.docx
@@ -285,7 +285,7 @@
     <w:r>
       <w:tab/>
       <w:tab/>
-      <w:t>2026-07-29</w:t>
+      <w:t>2026-07-30</w:t>
       <w:br/>
       <w:br/>
     </w:r>

--- a/tillsyn/A 52259-2021 tillsynsbegäran.docx
+++ b/tillsyn/A 52259-2021 tillsynsbegäran.docx
@@ -285,7 +285,7 @@
     <w:r>
       <w:tab/>
       <w:tab/>
-      <w:t>2026-07-30</w:t>
+      <w:t>2026-07-31</w:t>
       <w:br/>
       <w:br/>
     </w:r>

--- a/tillsyn/A 52259-2021 tillsynsbegäran.docx
+++ b/tillsyn/A 52259-2021 tillsynsbegäran.docx
@@ -285,7 +285,7 @@
     <w:r>
       <w:tab/>
       <w:tab/>
-      <w:t>2026-07-31</w:t>
+      <w:t>2026-08-01</w:t>
       <w:br/>
       <w:br/>
     </w:r>

--- a/tillsyn/A 52259-2021 tillsynsbegäran.docx
+++ b/tillsyn/A 52259-2021 tillsynsbegäran.docx
@@ -285,7 +285,7 @@
     <w:r>
       <w:tab/>
       <w:tab/>
-      <w:t>2026-08-01</w:t>
+      <w:t>2026-08-02</w:t>
       <w:br/>
       <w:br/>
     </w:r>

--- a/tillsyn/A 52259-2021 tillsynsbegäran.docx
+++ b/tillsyn/A 52259-2021 tillsynsbegäran.docx
@@ -285,7 +285,7 @@
     <w:r>
       <w:tab/>
       <w:tab/>
-      <w:t>2026-08-02</w:t>
+      <w:t>2026-08-03</w:t>
       <w:br/>
       <w:br/>
     </w:r>

--- a/tillsyn/A 52259-2021 tillsynsbegäran.docx
+++ b/tillsyn/A 52259-2021 tillsynsbegäran.docx
@@ -285,7 +285,7 @@
     <w:r>
       <w:tab/>
       <w:tab/>
-      <w:t>2026-08-03</w:t>
+      <w:t>2026-08-04</w:t>
       <w:br/>
       <w:br/>
     </w:r>

--- a/tillsyn/A 52259-2021 tillsynsbegäran.docx
+++ b/tillsyn/A 52259-2021 tillsynsbegäran.docx
@@ -285,7 +285,7 @@
     <w:r>
       <w:tab/>
       <w:tab/>
-      <w:t>2026-08-04</w:t>
+      <w:t>2026-08-05</w:t>
       <w:br/>
       <w:br/>
     </w:r>

--- a/tillsyn/A 52259-2021 tillsynsbegäran.docx
+++ b/tillsyn/A 52259-2021 tillsynsbegäran.docx
@@ -285,7 +285,7 @@
     <w:r>
       <w:tab/>
       <w:tab/>
-      <w:t>2026-08-05</w:t>
+      <w:t>2026-08-07</w:t>
       <w:br/>
       <w:br/>
     </w:r>

--- a/tillsyn/A 52259-2021 tillsynsbegäran.docx
+++ b/tillsyn/A 52259-2021 tillsynsbegäran.docx
@@ -285,7 +285,7 @@
     <w:r>
       <w:tab/>
       <w:tab/>
-      <w:t>2026-08-07</w:t>
+      <w:t>2026-08-08</w:t>
       <w:br/>
       <w:br/>
     </w:r>

--- a/tillsyn/A 52259-2021 tillsynsbegäran.docx
+++ b/tillsyn/A 52259-2021 tillsynsbegäran.docx
@@ -60,7 +60,7 @@
         <w:spacing w:after="240"/>
       </w:pPr>
       <w:r>
-        <w:t>Figur 1. Fyndplatser för naturvårdsarter inom 6 meter från avverkningsanmälan. Markörer utan svart kant är placerade på fyndplatsen. Markörer med svart kant är placerade vid sidan av fyndplatsen har ett svart streck som visar fyndplatsens exakta position. Kartans mittpunktskoordinat är N 6532067, E 511138 i SWEREF 99 TM.</w:t>
+        <w:t>Figur 1. Fyndplatser för naturvårdsarter inom 6 meter från avverkningsanmälan. Markörer utan svart kant är placerade på fyndplatsen. Markörer med svart kant är placerade vid sidan av fyndplatsen och har ett svart streck som visar fyndplatsens exakta position. Kartans mittpunktskoordinat är N 6532067, E 511138 i SWEREF 99 TM.</w:t>
       </w:r>
     </w:p>
     <w:p>
@@ -285,7 +285,7 @@
     <w:r>
       <w:tab/>
       <w:tab/>
-      <w:t>2026-08-14</w:t>
+      <w:t>2026-08-15</w:t>
       <w:br/>
       <w:br/>
     </w:r>

--- a/tillsyn/A 52259-2021 tillsynsbegäran.docx
+++ b/tillsyn/A 52259-2021 tillsynsbegäran.docx
@@ -285,7 +285,7 @@
     <w:r>
       <w:tab/>
       <w:tab/>
-      <w:t>2026-08-15</w:t>
+      <w:t>2026-08-16</w:t>
       <w:br/>
       <w:br/>
     </w:r>

--- a/tillsyn/A 52259-2021 tillsynsbegäran.docx
+++ b/tillsyn/A 52259-2021 tillsynsbegäran.docx
@@ -285,7 +285,7 @@
     <w:r>
       <w:tab/>
       <w:tab/>
-      <w:t>2026-08-16</w:t>
+      <w:t>2026-08-17</w:t>
       <w:br/>
       <w:br/>
     </w:r>

--- a/tillsyn/A 52259-2021 tillsynsbegäran.docx
+++ b/tillsyn/A 52259-2021 tillsynsbegäran.docx
@@ -285,7 +285,7 @@
     <w:r>
       <w:tab/>
       <w:tab/>
-      <w:t>2026-08-17</w:t>
+      <w:t>2026-08-18</w:t>
       <w:br/>
       <w:br/>
     </w:r>

--- a/tillsyn/A 52259-2021 tillsynsbegäran.docx
+++ b/tillsyn/A 52259-2021 tillsynsbegäran.docx
@@ -285,7 +285,7 @@
     <w:r>
       <w:tab/>
       <w:tab/>
-      <w:t>2026-08-18</w:t>
+      <w:t>2026-08-19</w:t>
       <w:br/>
       <w:br/>
     </w:r>

--- a/tillsyn/A 52259-2021 tillsynsbegäran.docx
+++ b/tillsyn/A 52259-2021 tillsynsbegäran.docx
@@ -285,7 +285,7 @@
     <w:r>
       <w:tab/>
       <w:tab/>
-      <w:t>2026-08-19</w:t>
+      <w:t>2026-08-20</w:t>
       <w:br/>
       <w:br/>
     </w:r>

--- a/tillsyn/A 52259-2021 tillsynsbegäran.docx
+++ b/tillsyn/A 52259-2021 tillsynsbegäran.docx
@@ -285,7 +285,7 @@
     <w:r>
       <w:tab/>
       <w:tab/>
-      <w:t>2026-08-20</w:t>
+      <w:t>2026-08-21</w:t>
       <w:br/>
       <w:br/>
     </w:r>

--- a/tillsyn/A 52259-2021 tillsynsbegäran.docx
+++ b/tillsyn/A 52259-2021 tillsynsbegäran.docx
@@ -285,7 +285,7 @@
     <w:r>
       <w:tab/>
       <w:tab/>
-      <w:t>2026-08-21</w:t>
+      <w:t>2026-08-22</w:t>
       <w:br/>
       <w:br/>
     </w:r>

--- a/tillsyn/A 52259-2021 tillsynsbegäran.docx
+++ b/tillsyn/A 52259-2021 tillsynsbegäran.docx
@@ -285,7 +285,7 @@
     <w:r>
       <w:tab/>
       <w:tab/>
-      <w:t>2026-08-22</w:t>
+      <w:t>2026-08-23</w:t>
       <w:br/>
       <w:br/>
     </w:r>

--- a/tillsyn/A 52259-2021 tillsynsbegäran.docx
+++ b/tillsyn/A 52259-2021 tillsynsbegäran.docx
@@ -285,7 +285,7 @@
     <w:r>
       <w:tab/>
       <w:tab/>
-      <w:t>2026-08-23</w:t>
+      <w:t>2026-08-24</w:t>
       <w:br/>
       <w:br/>
     </w:r>

--- a/tillsyn/A 52259-2021 tillsynsbegäran.docx
+++ b/tillsyn/A 52259-2021 tillsynsbegäran.docx
@@ -285,7 +285,7 @@
     <w:r>
       <w:tab/>
       <w:tab/>
-      <w:t>2026-08-24</w:t>
+      <w:t>2026-08-25</w:t>
       <w:br/>
       <w:br/>
     </w:r>

--- a/tillsyn/A 52259-2021 tillsynsbegäran.docx
+++ b/tillsyn/A 52259-2021 tillsynsbegäran.docx
@@ -285,7 +285,7 @@
     <w:r>
       <w:tab/>
       <w:tab/>
-      <w:t>2026-08-25</w:t>
+      <w:t>2026-08-26</w:t>
       <w:br/>
       <w:br/>
     </w:r>

--- a/tillsyn/A 52259-2021 tillsynsbegäran.docx
+++ b/tillsyn/A 52259-2021 tillsynsbegäran.docx
@@ -285,7 +285,7 @@
     <w:r>
       <w:tab/>
       <w:tab/>
-      <w:t>2026-08-26</w:t>
+      <w:t>2026-08-27</w:t>
       <w:br/>
       <w:br/>
     </w:r>

--- a/tillsyn/A 52259-2021 tillsynsbegäran.docx
+++ b/tillsyn/A 52259-2021 tillsynsbegäran.docx
@@ -285,7 +285,7 @@
     <w:r>
       <w:tab/>
       <w:tab/>
-      <w:t>2026-08-27</w:t>
+      <w:t>2026-08-28</w:t>
       <w:br/>
       <w:br/>
     </w:r>

--- a/tillsyn/A 52259-2021 tillsynsbegäran.docx
+++ b/tillsyn/A 52259-2021 tillsynsbegäran.docx
@@ -285,7 +285,7 @@
     <w:r>
       <w:tab/>
       <w:tab/>
-      <w:t>2026-08-28</w:t>
+      <w:t>2026-08-29</w:t>
       <w:br/>
       <w:br/>
     </w:r>

--- a/tillsyn/A 52259-2021 tillsynsbegäran.docx
+++ b/tillsyn/A 52259-2021 tillsynsbegäran.docx
@@ -285,7 +285,7 @@
     <w:r>
       <w:tab/>
       <w:tab/>
-      <w:t>2026-08-29</w:t>
+      <w:t>2026-08-31</w:t>
       <w:br/>
       <w:br/>
     </w:r>

--- a/tillsyn/A 52259-2021 tillsynsbegäran.docx
+++ b/tillsyn/A 52259-2021 tillsynsbegäran.docx
@@ -285,7 +285,7 @@
     <w:r>
       <w:tab/>
       <w:tab/>
-      <w:t>2026-08-31</w:t>
+      <w:t>2026-09-01</w:t>
       <w:br/>
       <w:br/>
     </w:r>

--- a/tillsyn/A 52259-2021 tillsynsbegäran.docx
+++ b/tillsyn/A 52259-2021 tillsynsbegäran.docx
@@ -285,7 +285,7 @@
     <w:r>
       <w:tab/>
       <w:tab/>
-      <w:t>2026-09-01</w:t>
+      <w:t>2026-09-02</w:t>
       <w:br/>
       <w:br/>
     </w:r>

--- a/tillsyn/A 52259-2021 tillsynsbegäran.docx
+++ b/tillsyn/A 52259-2021 tillsynsbegäran.docx
@@ -285,7 +285,7 @@
     <w:r>
       <w:tab/>
       <w:tab/>
-      <w:t>2026-09-02</w:t>
+      <w:t>2026-09-03</w:t>
       <w:br/>
       <w:br/>
     </w:r>

--- a/tillsyn/A 52259-2021 tillsynsbegäran.docx
+++ b/tillsyn/A 52259-2021 tillsynsbegäran.docx
@@ -285,7 +285,7 @@
     <w:r>
       <w:tab/>
       <w:tab/>
-      <w:t>2026-09-03</w:t>
+      <w:t>2026-09-04</w:t>
       <w:br/>
       <w:br/>
     </w:r>

--- a/tillsyn/A 52259-2021 tillsynsbegäran.docx
+++ b/tillsyn/A 52259-2021 tillsynsbegäran.docx
@@ -285,7 +285,7 @@
     <w:r>
       <w:tab/>
       <w:tab/>
-      <w:t>2026-09-04</w:t>
+      <w:t>2026-09-05</w:t>
       <w:br/>
       <w:br/>
     </w:r>

--- a/tillsyn/A 52259-2021 tillsynsbegäran.docx
+++ b/tillsyn/A 52259-2021 tillsynsbegäran.docx
@@ -285,7 +285,7 @@
     <w:r>
       <w:tab/>
       <w:tab/>
-      <w:t>2026-09-05</w:t>
+      <w:t>2026-09-06</w:t>
       <w:br/>
       <w:br/>
     </w:r>

--- a/tillsyn/A 52259-2021 tillsynsbegäran.docx
+++ b/tillsyn/A 52259-2021 tillsynsbegäran.docx
@@ -285,7 +285,7 @@
     <w:r>
       <w:tab/>
       <w:tab/>
-      <w:t>2026-09-06</w:t>
+      <w:t>2026-09-07</w:t>
       <w:br/>
       <w:br/>
     </w:r>

--- a/tillsyn/A 52259-2021 tillsynsbegäran.docx
+++ b/tillsyn/A 52259-2021 tillsynsbegäran.docx
@@ -285,7 +285,7 @@
     <w:r>
       <w:tab/>
       <w:tab/>
-      <w:t>2026-09-07</w:t>
+      <w:t>2026-09-08</w:t>
       <w:br/>
       <w:br/>
     </w:r>

--- a/tillsyn/A 52259-2021 tillsynsbegäran.docx
+++ b/tillsyn/A 52259-2021 tillsynsbegäran.docx
@@ -285,7 +285,7 @@
     <w:r>
       <w:tab/>
       <w:tab/>
-      <w:t>2026-09-08</w:t>
+      <w:t>2026-09-09</w:t>
       <w:br/>
       <w:br/>
     </w:r>

--- a/tillsyn/A 52259-2021 tillsynsbegäran.docx
+++ b/tillsyn/A 52259-2021 tillsynsbegäran.docx
@@ -285,7 +285,7 @@
     <w:r>
       <w:tab/>
       <w:tab/>
-      <w:t>2026-09-09</w:t>
+      <w:t>2026-09-10</w:t>
       <w:br/>
       <w:br/>
     </w:r>

--- a/tillsyn/A 52259-2021 tillsynsbegäran.docx
+++ b/tillsyn/A 52259-2021 tillsynsbegäran.docx
@@ -285,7 +285,7 @@
     <w:r>
       <w:tab/>
       <w:tab/>
-      <w:t>2026-09-10</w:t>
+      <w:t>2026-09-11</w:t>
       <w:br/>
       <w:br/>
     </w:r>

--- a/tillsyn/A 52259-2021 tillsynsbegäran.docx
+++ b/tillsyn/A 52259-2021 tillsynsbegäran.docx
@@ -285,7 +285,7 @@
     <w:r>
       <w:tab/>
       <w:tab/>
-      <w:t>2026-09-11</w:t>
+      <w:t>2026-09-12</w:t>
       <w:br/>
       <w:br/>
     </w:r>

--- a/tillsyn/A 52259-2021 tillsynsbegäran.docx
+++ b/tillsyn/A 52259-2021 tillsynsbegäran.docx
@@ -285,7 +285,7 @@
     <w:r>
       <w:tab/>
       <w:tab/>
-      <w:t>2026-09-12</w:t>
+      <w:t>2026-09-13</w:t>
       <w:br/>
       <w:br/>
     </w:r>
